--- a/docs/corrected-documents/아키텍처_설계서_수정본.docx
+++ b/docs/corrected-documents/아키텍처_설계서_수정본.docx
@@ -320,7 +320,7 @@
           </w:tcPr>
           <w:p>
             <w:r>
-              <w:t>민원 원문 입력, Agent Loop 진행 상태, 분석 JSON, RAG 근거, 공문 초안 확인</w:t>
+              <w:t>비식별 민원 입력, 작업 상태, 구조화 분석, 근거 스냅샷, 검증 실패, 검토용 초안 확인</w:t>
             </w:r>
           </w:p>
         </w:tc>
@@ -646,7 +646,7 @@
           </w:tcPr>
           <w:p>
             <w:r>
-              <w:t>API Key 선택 활성화, audit 기본 활성화</w:t>
+              <w:t>세션 역할 인증 필수, 변경 감사 기본 활성화</w:t>
             </w:r>
           </w:p>
         </w:tc>
@@ -804,7 +804,7 @@
           </w:tcPr>
           <w:p>
             <w:r>
-              <w:t>GET /analysis 호출 시 OpenAI/Bedrock/룰 기반 분석으로 complaint_analysis를 생성한다.</w:t>
+              <w:t>POST /api/v1/complaints/{id}/analysis-runs로 Python 분석 작업을 요청하고 Spring이 검증 결과를 complaint_analysis와 complaint_issues에 적용한다.</w:t>
             </w:r>
           </w:p>
         </w:tc>
@@ -836,7 +836,7 @@
           </w:tcPr>
           <w:p>
             <w:r>
-              <w:t>GET /draft 호출 시 지식문서 검색 후 official_drafts와 rag_contexts를 저장한다.</w:t>
+              <w:t>POST /api/v1/complaints/{id}/draft-runs로 근거 제한 초안을 요청하고 Spring이 주장·근거·스냅샷을 검증한 뒤 검토용 초안을 저장한다.</w:t>
             </w:r>
           </w:p>
         </w:tc>
@@ -868,7 +868,7 @@
           </w:tcPr>
           <w:p>
             <w:r>
-              <w:t>GET /rag-contexts와 화면 렌더링으로 근거 문서 목록을 확인한다.</w:t>
+              <w:t>GET /api/v1/complaints/{id}와 검토 화면에서 불변 근거 스냅샷과 검증 결과를 확인한다.</w:t>
             </w:r>
           </w:p>
         </w:tc>
@@ -900,7 +900,7 @@
           </w:tcPr>
           <w:p>
             <w:r>
-              <w:t>PUT /draft로 초안을 수정하면 draft_revisions에 변경 이력이 저장된다.</w:t>
+              <w:t>POST /api/v1/drafts/{id}/reviews와 /approvals로 분리된 사람 결정을 기록한다.</w:t>
             </w:r>
           </w:p>
         </w:tc>
@@ -964,7 +964,7 @@
           </w:tcPr>
           <w:p>
             <w:r>
-              <w:t>API Key 인증과 감사 로그는 설정값으로 활성화되며 api_users/audit_logs를 사용한다.</w:t>
+              <w:t>세션 역할 인증과 감사 로그를 사용하며 레거시 api_users와 브라우저 API 키는 제거했다.</w:t>
             </w:r>
           </w:p>
         </w:tc>
@@ -2008,7 +2008,7 @@
           </w:tcPr>
           <w:p>
             <w:r>
-              <w:t>API Key 인증과 감사 추적을 지원해야 함</w:t>
+              <w:t>세션 역할 인증과 모든 변경 API 감사 추적을 지원해야 함</w:t>
             </w:r>
           </w:p>
         </w:tc>
